--- a/public/cv-templates/graduate.docx
+++ b/public/cv-templates/graduate.docx
@@ -47,7 +47,7 @@
                 <w:sz w:val="52"/>
                 <w:szCs w:val="52"/>
               </w:rPr>
-              <w:t xml:space="preserve">BRIAN OCHIENG ODONGO</w:t>
+              <w:t xml:space="preserve">[YOUR FULL NAME]</w:t>
             </w:r>
           </w:p>
           <w:p>
@@ -62,7 +62,7 @@
                 <w:sz w:val="22"/>
                 <w:szCs w:val="22"/>
               </w:rPr>
-              <w:t xml:space="preserve">Finance &amp; Accounting Graduate  |  Seeking: Finance Analyst / Accounts Officer Role</w:t>
+              <w:t xml:space="preserve">[Degree] Graduate  |  Seeking: [Target Role]</w:t>
             </w:r>
           </w:p>
           <w:p>
@@ -77,7 +77,7 @@
                 <w:sz w:val="21"/>
                 <w:szCs w:val="21"/>
               </w:rPr>
-              <w:t xml:space="preserve">+256 756 789 012   |   brian.odongo@gmail.com   |   Kampala, Uganda</w:t>
+              <w:t xml:space="preserve">[+256 7XX XXX XXX]   |   [your.email@gmail.com]   |   [City, Uganda]</w:t>
             </w:r>
           </w:p>
         </w:tc>
@@ -122,10 +122,13 @@
       <w:r>
         <w:rPr>
           <w:rFonts w:ascii="Calibri" w:cs="Calibri" w:eastAsia="Calibri" w:hAnsi="Calibri"/>
-          <w:sz w:val="21"/>
-          <w:szCs w:val="21"/>
-        </w:rPr>
-        <w:t xml:space="preserve">Motivated and detail-oriented Finance graduate from Makerere University Business School (MUBS) with First Class Honours and strong analytical skills. I am seeking an entry-level Finance Analyst or Accounts Officer position where I can apply my academic training in financial management, cost accounting, and taxation to deliver value and grow within a professional organisation. I am committed, quick to learn, and thrive in team environments.</w:t>
+          <w:i/>
+          <w:iCs/>
+          <w:color w:val="6B7280"/>
+          <w:sz w:val="21"/>
+          <w:szCs w:val="21"/>
+        </w:rPr>
+        <w:t xml:space="preserve">Write 3–4 sentences explaining: (1) who you are academically, (2) what role you are targeting, (3) what value you will bring, and (4) your long-term ambition. Keep it professional and specific to the job you are applying for. Example: 'Motivated [Degree] graduate from [University] with [Class] Honours and strong skills in [area]. Seeking an entry-level [target role] position where I can apply my training in [skills] to deliver value and grow within a professional organisation. I am committed, quick to learn, and thrive in team environments.'</w:t>
       </w:r>
     </w:p>
     <w:p>
@@ -160,15 +163,7 @@
           <w:sz w:val="22"/>
           <w:szCs w:val="22"/>
         </w:rPr>
-        <w:t xml:space="preserve">Bachelor of Business Administration — Finance (First Class Honours)</w:t>
-      </w:r>
-      <w:r>
-        <w:rPr>
-          <w:rFonts w:ascii="Calibri" w:cs="Calibri" w:eastAsia="Calibri" w:hAnsi="Calibri"/>
-          <w:sz w:val="21"/>
-          <w:szCs w:val="21"/>
-        </w:rPr>
-        <w:t xml:space="preserve"/>
+        <w:t xml:space="preserve">[Bachelor's Degree Name] ([Classification])</w:t>
       </w:r>
     </w:p>
     <w:p>
@@ -184,18 +179,16 @@
           <w:sz w:val="22"/>
           <w:szCs w:val="22"/>
         </w:rPr>
-        <w:t xml:space="preserve">Makerere University Business School (MUBS)</w:t>
-      </w:r>
-      <w:r>
-        <w:rPr>
-          <w:rFonts w:ascii="Calibri" w:cs="Calibri" w:eastAsia="Calibri" w:hAnsi="Calibri"/>
-          <w:i w:val="false"/>
-          <w:iCs w:val="false"/>
+        <w:t xml:space="preserve">[University Name]</w:t>
+      </w:r>
+      <w:r>
+        <w:rPr>
+          <w:rFonts w:ascii="Calibri" w:cs="Calibri" w:eastAsia="Calibri" w:hAnsi="Calibri"/>
           <w:color w:val="6B7280"/>
           <w:sz w:val="21"/>
           <w:szCs w:val="21"/>
         </w:rPr>
-        <w:t xml:space="preserve">  |  2020 – 2024</w:t>
+        <w:t xml:space="preserve">  |  [Year Started] – [Year Graduated]</w:t>
       </w:r>
     </w:p>
     <w:p>
@@ -208,7 +201,7 @@
           <w:sz w:val="21"/>
           <w:szCs w:val="21"/>
         </w:rPr>
-        <w:t xml:space="preserve">CGPA: 4.72/5.0  |  Best Graduating Student, Department of Finance</w:t>
+        <w:t xml:space="preserve">[CGPA or Grade if strong]  |  [Any award or distinction]</w:t>
       </w:r>
     </w:p>
     <w:p>
@@ -226,7 +219,7 @@
           <w:sz w:val="21"/>
           <w:szCs w:val="21"/>
         </w:rPr>
-        <w:t xml:space="preserve">Final Year Research Project: 'Impact of Mobile Money on SME Financial Inclusion in Kampala' — Grade: Distinction</w:t>
+        <w:t xml:space="preserve">Final Year Project: '[Your project title]' — Grade: [Grade]</w:t>
       </w:r>
     </w:p>
     <w:p>
@@ -244,7 +237,7 @@
           <w:sz w:val="21"/>
           <w:szCs w:val="21"/>
         </w:rPr>
-        <w:t xml:space="preserve">Relevant coursework: Financial Accounting, Managerial Accounting, Corporate Finance, Taxation Law, Financial Modelling, Business Statistics</w:t>
+        <w:t xml:space="preserve">Relevant coursework: [List 4–6 relevant subjects]</w:t>
       </w:r>
     </w:p>
     <w:p>
@@ -273,7 +266,7 @@
           <w:sz w:val="22"/>
           <w:szCs w:val="22"/>
         </w:rPr>
-        <w:t xml:space="preserve">Uganda Advanced Certificate of Education (UCE)</w:t>
+        <w:t xml:space="preserve">Uganda Advanced Certificate of Education (UACE)</w:t>
       </w:r>
     </w:p>
     <w:p>
@@ -289,18 +282,16 @@
           <w:sz w:val="22"/>
           <w:szCs w:val="22"/>
         </w:rPr>
-        <w:t xml:space="preserve">St. Mary's College Kisubi</w:t>
-      </w:r>
-      <w:r>
-        <w:rPr>
-          <w:rFonts w:ascii="Calibri" w:cs="Calibri" w:eastAsia="Calibri" w:hAnsi="Calibri"/>
-          <w:i w:val="false"/>
-          <w:iCs w:val="false"/>
+        <w:t xml:space="preserve">[Secondary School Name]</w:t>
+      </w:r>
+      <w:r>
+        <w:rPr>
+          <w:rFonts w:ascii="Calibri" w:cs="Calibri" w:eastAsia="Calibri" w:hAnsi="Calibri"/>
           <w:color w:val="6B7280"/>
           <w:sz w:val="21"/>
           <w:szCs w:val="21"/>
         </w:rPr>
-        <w:t xml:space="preserve">  |  2018  |  Best student in Mathematics &amp; Economics</w:t>
+        <w:t xml:space="preserve">  |  [Year]  |  [Any notable result]</w:t>
       </w:r>
     </w:p>
     <w:p>
@@ -335,7 +326,7 @@
           <w:sz w:val="22"/>
           <w:szCs w:val="22"/>
         </w:rPr>
-        <w:t xml:space="preserve">Finance Intern</w:t>
+        <w:t xml:space="preserve">[Internship Title]</w:t>
       </w:r>
       <w:r>
         <w:rPr>
@@ -353,7 +344,7 @@
           <w:sz w:val="22"/>
           <w:szCs w:val="22"/>
         </w:rPr>
-        <w:t xml:space="preserve">Uganda Revenue Authority (URA) — Domestic Taxes Department</w:t>
+        <w:t xml:space="preserve">[Organisation Name] — [Department]</w:t>
       </w:r>
     </w:p>
     <w:p>
@@ -363,13 +354,11 @@
       <w:r>
         <w:rPr>
           <w:rFonts w:ascii="Calibri" w:cs="Calibri" w:eastAsia="Calibri" w:hAnsi="Calibri"/>
-          <w:i w:val="false"/>
-          <w:iCs w:val="false"/>
           <w:color w:val="6B7280"/>
           <w:sz w:val="20"/>
           <w:szCs w:val="20"/>
         </w:rPr>
-        <w:t xml:space="preserve">June 2023 – August 2023 (3 months)  •  Kampala</w:t>
+        <w:t xml:space="preserve">[Month Year] – [Month Year] ([Duration])  •  [Location]</w:t>
       </w:r>
     </w:p>
     <w:p>
@@ -387,7 +376,7 @@
           <w:sz w:val="21"/>
           <w:szCs w:val="21"/>
         </w:rPr>
-        <w:t xml:space="preserve">Assisted in preparation of monthly tax revenue reconciliation reports, processing over 2,400 taxpayer records per week with 99% accuracy.</w:t>
+        <w:t xml:space="preserve">Describe your most impactful task — include numbers or scale if possible.</w:t>
       </w:r>
     </w:p>
     <w:p>
@@ -405,7 +394,7 @@
           <w:sz w:val="21"/>
           <w:szCs w:val="21"/>
         </w:rPr>
-        <w:t xml:space="preserve">Supported field auditors in verifying financial statements submitted by SME taxpayers in the Kampala Central service area.</w:t>
+        <w:t xml:space="preserve">Describe a tool, system, or process you worked with.</w:t>
       </w:r>
     </w:p>
     <w:p>
@@ -423,7 +412,7 @@
           <w:sz w:val="21"/>
           <w:szCs w:val="21"/>
         </w:rPr>
-        <w:t xml:space="preserve">Developed an Excel tracking tool for PAYE reconciliation that reduced manual data entry time by 40% — adopted by the team supervisor.</w:t>
+        <w:t xml:space="preserve">Describe something you improved, created, or contributed to.</w:t>
       </w:r>
     </w:p>
     <w:p>
@@ -441,7 +430,7 @@
           <w:sz w:val="21"/>
           <w:szCs w:val="21"/>
         </w:rPr>
-        <w:t xml:space="preserve">Participated in taxpayer education workshops for 3 sessions, assisting in explaining PAYE, VAT, and withholding tax obligations to business owners.</w:t>
+        <w:t xml:space="preserve">Describe teamwork, communication, or a learning achievement.</w:t>
       </w:r>
     </w:p>
     <w:p>
@@ -457,7 +446,7 @@
           <w:sz w:val="22"/>
           <w:szCs w:val="22"/>
         </w:rPr>
-        <w:t xml:space="preserve">Student Attaché — Accounts Department</w:t>
+        <w:t xml:space="preserve">[Attachment / Part-time Role Title]</w:t>
       </w:r>
       <w:r>
         <w:rPr>
@@ -475,7 +464,7 @@
           <w:sz w:val="22"/>
           <w:szCs w:val="22"/>
         </w:rPr>
-        <w:t xml:space="preserve">Nile Breweries Limited</w:t>
+        <w:t xml:space="preserve">[Organisation Name]</w:t>
       </w:r>
     </w:p>
     <w:p>
@@ -485,13 +474,11 @@
       <w:r>
         <w:rPr>
           <w:rFonts w:ascii="Calibri" w:cs="Calibri" w:eastAsia="Calibri" w:hAnsi="Calibri"/>
-          <w:i w:val="false"/>
-          <w:iCs w:val="false"/>
           <w:color w:val="6B7280"/>
           <w:sz w:val="20"/>
           <w:szCs w:val="20"/>
         </w:rPr>
-        <w:t xml:space="preserve">January 2022 – March 2022 (3 months)  •  Jinja, Uganda</w:t>
+        <w:t xml:space="preserve">[Month Year] – [Month Year] ([Duration])  •  [Location]</w:t>
       </w:r>
     </w:p>
     <w:p>
@@ -509,7 +496,7 @@
           <w:sz w:val="21"/>
           <w:szCs w:val="21"/>
         </w:rPr>
-        <w:t xml:space="preserve">Assisted accounts payable team in processing supplier invoices totalling UGX 820 million per month across 140 vendor accounts.</w:t>
+        <w:t xml:space="preserve">Describe key tasks performed during this attachment.</w:t>
       </w:r>
     </w:p>
     <w:p>
@@ -527,7 +514,7 @@
           <w:sz w:val="21"/>
           <w:szCs w:val="21"/>
         </w:rPr>
-        <w:t xml:space="preserve">Prepared bank reconciliation statements for 4 company accounts on a weekly basis under supervision of the Chief Accountant.</w:t>
+        <w:t xml:space="preserve">Include any system (e.g. SAP, QuickBooks, KoBoToolbox) you were exposed to.</w:t>
       </w:r>
     </w:p>
     <w:p>
@@ -545,7 +532,7 @@
           <w:sz w:val="21"/>
           <w:szCs w:val="21"/>
         </w:rPr>
-        <w:t xml:space="preserve">Gained hands-on experience with SAP financial management system for invoice tracking and expense reporting.</w:t>
+        <w:t xml:space="preserve">Mention supervision, reporting, or teamwork responsibilities.</w:t>
       </w:r>
     </w:p>
     <w:p>
@@ -624,7 +611,7 @@
                 <w:sz w:val="20"/>
                 <w:szCs w:val="20"/>
               </w:rPr>
-              <w:t xml:space="preserve">Microsoft Excel (Advanced — VLOOKUP, Pivot Tables, Power Query)</w:t>
+              <w:t xml:space="preserve"> [Software/Tool 1 — proficiency level]</w:t>
             </w:r>
           </w:p>
           <w:p>
@@ -642,7 +629,7 @@
                 <w:sz w:val="20"/>
                 <w:szCs w:val="20"/>
               </w:rPr>
-              <w:t xml:space="preserve">QuickBooks Accounting Software (Certified)</w:t>
+              <w:t xml:space="preserve"> [Software/Tool 2]</w:t>
             </w:r>
           </w:p>
           <w:p>
@@ -660,7 +647,7 @@
                 <w:sz w:val="20"/>
                 <w:szCs w:val="20"/>
               </w:rPr>
-              <w:t xml:space="preserve">SAP (Basic — Accounts Payable module)</w:t>
+              <w:t xml:space="preserve"> [Software/Tool 3]</w:t>
             </w:r>
           </w:p>
           <w:p>
@@ -678,7 +665,7 @@
                 <w:sz w:val="20"/>
                 <w:szCs w:val="20"/>
               </w:rPr>
-              <w:t xml:space="preserve">SPSS &amp; Basic Data Analysis</w:t>
+              <w:t xml:space="preserve"> [Analytical skill]</w:t>
             </w:r>
           </w:p>
           <w:p>
@@ -696,7 +683,7 @@
                 <w:sz w:val="20"/>
                 <w:szCs w:val="20"/>
               </w:rPr>
-              <w:t xml:space="preserve">Financial Statement Preparation (IFRS)</w:t>
+              <w:t xml:space="preserve"> [Industry-specific skill]</w:t>
             </w:r>
           </w:p>
         </w:tc>
@@ -740,7 +727,7 @@
                 <w:sz w:val="20"/>
                 <w:szCs w:val="20"/>
               </w:rPr>
-              <w:t xml:space="preserve">Analytical Thinking &amp; Problem Solving</w:t>
+              <w:t xml:space="preserve"> Analytical Thinking &amp; Problem Solving</w:t>
             </w:r>
           </w:p>
           <w:p>
@@ -758,7 +745,7 @@
                 <w:sz w:val="20"/>
                 <w:szCs w:val="20"/>
               </w:rPr>
-              <w:t xml:space="preserve">Report Writing &amp; Presentation</w:t>
+              <w:t xml:space="preserve"> Report Writing &amp; Presentation</w:t>
             </w:r>
           </w:p>
           <w:p>
@@ -776,7 +763,7 @@
                 <w:sz w:val="20"/>
                 <w:szCs w:val="20"/>
               </w:rPr>
-              <w:t xml:space="preserve">Teamwork &amp; Collaboration</w:t>
+              <w:t xml:space="preserve"> Teamwork &amp; Collaboration</w:t>
             </w:r>
           </w:p>
           <w:p>
@@ -794,7 +781,7 @@
                 <w:sz w:val="20"/>
                 <w:szCs w:val="20"/>
               </w:rPr>
-              <w:t xml:space="preserve">Attention to Detail &amp; Accuracy</w:t>
+              <w:t xml:space="preserve"> Attention to Detail &amp; Accuracy</w:t>
             </w:r>
           </w:p>
           <w:p>
@@ -812,7 +799,7 @@
                 <w:sz w:val="20"/>
                 <w:szCs w:val="20"/>
               </w:rPr>
-              <w:t xml:space="preserve">Communication (Written &amp; Verbal)</w:t>
+              <w:t xml:space="preserve"> Communication (Written &amp; Verbal)</w:t>
             </w:r>
           </w:p>
         </w:tc>
@@ -839,67 +826,54 @@
     </w:p>
     <w:p>
       <w:pPr>
-        <w:spacing w:after="20" w:before="80"/>
-      </w:pPr>
-      <w:r>
-        <w:rPr>
-          <w:rFonts w:ascii="Calibri" w:cs="Calibri" w:eastAsia="Calibri" w:hAnsi="Calibri"/>
-          <w:sz w:val="21"/>
-          <w:szCs w:val="21"/>
-        </w:rPr>
-        <w:t xml:space="preserve">• QuickBooks Online Certification — Intuit (2023)</w:t>
-      </w:r>
-    </w:p>
-    <w:p>
-      <w:pPr>
-        <w:spacing w:after="20" w:before="0"/>
-      </w:pPr>
-      <w:r>
-        <w:rPr>
-          <w:rFonts w:ascii="Calibri" w:cs="Calibri" w:eastAsia="Calibri" w:hAnsi="Calibri"/>
-          <w:sz w:val="21"/>
-          <w:szCs w:val="21"/>
-        </w:rPr>
-        <w:t xml:space="preserve">• Certificate in Financial Modelling — CFI Online (2023)</w:t>
-      </w:r>
-    </w:p>
-    <w:p>
-      <w:pPr>
-        <w:spacing w:after="20" w:before="0"/>
-      </w:pPr>
-      <w:r>
-        <w:rPr>
-          <w:rFonts w:ascii="Calibri" w:cs="Calibri" w:eastAsia="Calibri" w:hAnsi="Calibri"/>
-          <w:sz w:val="21"/>
-          <w:szCs w:val="21"/>
-        </w:rPr>
-        <w:t xml:space="preserve">• ACCA Foundation Level (FAB, FMA passed) — Currently pursuing full ACCA qualification</w:t>
-      </w:r>
-    </w:p>
-    <w:p>
-      <w:pPr>
-        <w:spacing w:after="20" w:before="0"/>
-      </w:pPr>
-      <w:r>
-        <w:rPr>
-          <w:rFonts w:ascii="Calibri" w:cs="Calibri" w:eastAsia="Calibri" w:hAnsi="Calibri"/>
-          <w:sz w:val="21"/>
-          <w:szCs w:val="21"/>
-        </w:rPr>
-        <w:t xml:space="preserve">• MUBS Best Graduating Student — Finance Department, 2024</w:t>
-      </w:r>
-    </w:p>
-    <w:p>
-      <w:pPr>
-        <w:spacing w:after="20" w:before="0"/>
-      </w:pPr>
-      <w:r>
-        <w:rPr>
-          <w:rFonts w:ascii="Calibri" w:cs="Calibri" w:eastAsia="Calibri" w:hAnsi="Calibri"/>
-          <w:sz w:val="21"/>
-          <w:szCs w:val="21"/>
-        </w:rPr>
-        <w:t xml:space="preserve">• URA Tax Championship Competition — Finalist, National Level (2023)</w:t>
+        <w:spacing w:after="20" w:before="40"/>
+      </w:pPr>
+      <w:r>
+        <w:rPr>
+          <w:rFonts w:ascii="Calibri" w:cs="Calibri" w:eastAsia="Calibri" w:hAnsi="Calibri"/>
+          <w:sz w:val="21"/>
+          <w:szCs w:val="21"/>
+        </w:rPr>
+        <w:t xml:space="preserve">• [Certification Name] — [Issuing Organisation] ([Year])</w:t>
+      </w:r>
+    </w:p>
+    <w:p>
+      <w:pPr>
+        <w:spacing w:after="20" w:before="40"/>
+      </w:pPr>
+      <w:r>
+        <w:rPr>
+          <w:rFonts w:ascii="Calibri" w:cs="Calibri" w:eastAsia="Calibri" w:hAnsi="Calibri"/>
+          <w:sz w:val="21"/>
+          <w:szCs w:val="21"/>
+        </w:rPr>
+        <w:t xml:space="preserve">• [Online Course / Training] — [Platform] ([Year])</w:t>
+      </w:r>
+    </w:p>
+    <w:p>
+      <w:pPr>
+        <w:spacing w:after="20" w:before="40"/>
+      </w:pPr>
+      <w:r>
+        <w:rPr>
+          <w:rFonts w:ascii="Calibri" w:cs="Calibri" w:eastAsia="Calibri" w:hAnsi="Calibri"/>
+          <w:sz w:val="21"/>
+          <w:szCs w:val="21"/>
+        </w:rPr>
+        <w:t xml:space="preserve">• [Award or Academic Achievement] — [Year]</w:t>
+      </w:r>
+    </w:p>
+    <w:p>
+      <w:pPr>
+        <w:spacing w:after="20" w:before="40"/>
+      </w:pPr>
+      <w:r>
+        <w:rPr>
+          <w:rFonts w:ascii="Calibri" w:cs="Calibri" w:eastAsia="Calibri" w:hAnsi="Calibri"/>
+          <w:sz w:val="21"/>
+          <w:szCs w:val="21"/>
+        </w:rPr>
+        <w:t xml:space="preserve">• [Competition, club, or leadership role] — [Year]</w:t>
       </w:r>
     </w:p>
     <w:p>
@@ -934,15 +908,15 @@
           <w:sz w:val="22"/>
           <w:szCs w:val="22"/>
         </w:rPr>
-        <w:t xml:space="preserve">Dr. Josephine Namukasa</w:t>
-      </w:r>
-      <w:r>
-        <w:rPr>
-          <w:rFonts w:ascii="Calibri" w:cs="Calibri" w:eastAsia="Calibri" w:hAnsi="Calibri"/>
-          <w:sz w:val="21"/>
-          <w:szCs w:val="21"/>
-        </w:rPr>
-        <w:t xml:space="preserve"> — Head of Department, Finance, MUBS | j.namukasa@mubs.ac.ug | +256 414 000 333</w:t>
+        <w:t xml:space="preserve">[Academic Referee — e.g. Lecturer/Supervisor]</w:t>
+      </w:r>
+      <w:r>
+        <w:rPr>
+          <w:rFonts w:ascii="Calibri" w:cs="Calibri" w:eastAsia="Calibri" w:hAnsi="Calibri"/>
+          <w:sz w:val="21"/>
+          <w:szCs w:val="21"/>
+        </w:rPr>
+        <w:t xml:space="preserve"> — [Title], [University] | [email] | [phone]</w:t>
       </w:r>
     </w:p>
     <w:p>
@@ -958,15 +932,15 @@
           <w:sz w:val="22"/>
           <w:szCs w:val="22"/>
         </w:rPr>
-        <w:t xml:space="preserve">Mr. Paul Mukiibi</w:t>
-      </w:r>
-      <w:r>
-        <w:rPr>
-          <w:rFonts w:ascii="Calibri" w:cs="Calibri" w:eastAsia="Calibri" w:hAnsi="Calibri"/>
-          <w:sz w:val="21"/>
-          <w:szCs w:val="21"/>
-        </w:rPr>
-        <w:t xml:space="preserve"> — Senior Tax Officer, URA | p.mukiibi@ura.go.ug | +256 772 000 444</w:t>
+        <w:t xml:space="preserve">[Professional Referee — e.g. Internship Supervisor]</w:t>
+      </w:r>
+      <w:r>
+        <w:rPr>
+          <w:rFonts w:ascii="Calibri" w:cs="Calibri" w:eastAsia="Calibri" w:hAnsi="Calibri"/>
+          <w:sz w:val="21"/>
+          <w:szCs w:val="21"/>
+        </w:rPr>
+        <w:t xml:space="preserve"> — [Title], [Organisation] | [email] | [phone]</w:t>
       </w:r>
     </w:p>
     <w:sectPr>
